--- a/縣府案件/09_履約會議提案書_0902會議用.docx
+++ b/縣府案件/09_履約會議提案書_0902會議用.docx
@@ -88,7 +88,7 @@
           <w:sz w:val="21"/>
           <w:szCs w:val="21"/>
         </w:rPr>
-        <w:t xml:space="preserve">:115 年 9 月份履約管理會議(第【○】次)
+        <w:t xml:space="preserve">:115 年 9 月份履約管理會議(第【31】次)
 </w:t>
       </w:r>
       <w:r>
@@ -1773,7 +1773,7 @@
           <w:sz w:val="21"/>
           <w:szCs w:val="21"/>
         </w:rPr>
-        <w:t xml:space="preserve">「請本府就投資契約第 11.3 條營運績效評估次數之分母、『達到半數』所需甲等年度數,及該條二項要件是否為擇一關係,於【　】日前以書面回復輕車公司。本案列管。」</w:t>
+        <w:t xml:space="preserve">「請本府就投資契約第 11.3 條營運績效評估次數之分母、『達到半數』所需甲等年度數,及該條二項要件是否為擇一關係,於 10 日前以書面回復輕車公司。本案列管。」</w:t>
       </w:r>
     </w:p>
     <w:p>
@@ -1905,7 +1905,7 @@
           <w:sz w:val="28"/>
           <w:szCs w:val="28"/>
         </w:rPr>
-        <w:t xml:space="preserve">附二:本次會議本府已排定之議題(供準備)</w:t>
+        <w:t xml:space="preserve">附二:本次會議本府已排定之議題(供準備)【內部準備資料-送府版不含本節】</w:t>
       </w:r>
     </w:p>
     <w:p>
@@ -2063,6 +2063,196 @@
           <w:szCs w:val="21"/>
         </w:rPr>
         <w:t xml:space="preserve">上開二段就「建築物或相關結構物」之處理似有出入,宜於會前調閱契約第 5.2.1 條、第 5.4.2 條及附件 4 原文核對後再行發言。</w:t>
+      </w:r>
+    </w:p>
+    <w:p>
+      <w:pPr>
+        <w:pBdr>
+          <w:bottom w:val="single" w:color="999999" w:sz="6"/>
+        </w:pBdr>
+        <w:spacing w:after="160" w:before="120"/>
+      </w:pPr>
+    </w:p>
+    <w:p>
+      <w:pPr>
+        <w:pStyle w:val="Heading3"/>
+        <w:spacing w:after="100" w:before="180"/>
+      </w:pPr>
+      <w:r>
+        <w:rPr>
+          <w:rFonts w:ascii="Microsoft JhengHei" w:cs="Microsoft JhengHei" w:eastAsia="Microsoft JhengHei" w:hAnsi="Microsoft JhengHei"/>
+          <w:sz w:val="24"/>
+          <w:szCs w:val="24"/>
+        </w:rPr>
+        <w:t xml:space="preserve">【製作說明-發文前刪除】</w:t>
+      </w:r>
+    </w:p>
+    <w:p>
+      <w:pPr>
+        <w:spacing w:after="60" w:line="280"/>
+        <w:ind w:left="420" w:hanging="360"/>
+      </w:pPr>
+      <w:r>
+        <w:rPr>
+          <w:rFonts w:ascii="Microsoft JhengHei" w:cs="Microsoft JhengHei" w:eastAsia="Microsoft JhengHei" w:hAnsi="Microsoft JhengHei"/>
+          <w:sz w:val="21"/>
+          <w:szCs w:val="21"/>
+        </w:rPr>
+        <w:t xml:space="preserve">1. </w:t>
+      </w:r>
+      <w:r>
+        <w:rPr>
+          <w:rFonts w:ascii="Microsoft JhengHei" w:cs="Microsoft JhengHei" w:eastAsia="Microsoft JhengHei" w:hAnsi="Microsoft JhengHei"/>
+          <w:b/>
+          <w:bCs/>
+          <w:sz w:val="21"/>
+          <w:szCs w:val="21"/>
+        </w:rPr>
+        <w:t xml:space="preserve">本版為 115/8/31 合併版</w:t>
+      </w:r>
+      <w:r>
+        <w:rPr>
+          <w:rFonts w:ascii="Microsoft JhengHei" w:cs="Microsoft JhengHei" w:eastAsia="Microsoft JhengHei" w:hAnsi="Microsoft JhengHei"/>
+          <w:sz w:val="21"/>
+          <w:szCs w:val="21"/>
+        </w:rPr>
+        <w:t xml:space="preserve">:以王董 8/31 修正版為準(會議場次填第【31】次、案由三建議決議填「10 日前」),並保留 8/30 版新增之三處內容:①案由三請釋明 5 之成績括註(102 年度 79 分乙等、103 年度 81 分甲等);②案由三請釋明 6(請檢送 113 年度評定結果正式函文);③附二(本府排定議題與修繕權責準備提示)。</w:t>
+      </w:r>
+      <w:r>
+        <w:rPr>
+          <w:rFonts w:ascii="Microsoft JhengHei" w:cs="Microsoft JhengHei" w:eastAsia="Microsoft JhengHei" w:hAnsi="Microsoft JhengHei"/>
+          <w:b/>
+          <w:bCs/>
+          <w:sz w:val="21"/>
+          <w:szCs w:val="21"/>
+        </w:rPr>
+        <w:t xml:space="preserve">王董版無此三處,係其所據為 8/30 前之舊版所致;如王董係有意刪除,請明示後再調整。</w:t>
+      </w:r>
+    </w:p>
+    <w:p>
+      <w:pPr>
+        <w:spacing w:after="60" w:line="280"/>
+        <w:ind w:left="420" w:hanging="360"/>
+      </w:pPr>
+      <w:r>
+        <w:rPr>
+          <w:rFonts w:ascii="Microsoft JhengHei" w:cs="Microsoft JhengHei" w:eastAsia="Microsoft JhengHei" w:hAnsi="Microsoft JhengHei"/>
+          <w:sz w:val="21"/>
+          <w:szCs w:val="21"/>
+        </w:rPr>
+        <w:t xml:space="preserve">2. </w:t>
+      </w:r>
+      <w:r>
+        <w:rPr>
+          <w:rFonts w:ascii="Microsoft JhengHei" w:cs="Microsoft JhengHei" w:eastAsia="Microsoft JhengHei" w:hAnsi="Microsoft JhengHei"/>
+          <w:b/>
+          <w:bCs/>
+          <w:sz w:val="21"/>
+          <w:szCs w:val="21"/>
+        </w:rPr>
+        <w:t xml:space="preserve">送府版斷點</w:t>
+      </w:r>
+      <w:r>
+        <w:rPr>
+          <w:rFonts w:ascii="Microsoft JhengHei" w:cs="Microsoft JhengHei" w:eastAsia="Microsoft JhengHei" w:hAnsi="Microsoft JhengHei"/>
+          <w:sz w:val="21"/>
+          <w:szCs w:val="21"/>
+        </w:rPr>
+        <w:t xml:space="preserve">:函送工商旅遊處之版本含至「附一」止;</w:t>
+      </w:r>
+      <w:r>
+        <w:rPr>
+          <w:rFonts w:ascii="Microsoft JhengHei" w:cs="Microsoft JhengHei" w:eastAsia="Microsoft JhengHei" w:hAnsi="Microsoft JhengHei"/>
+          <w:b/>
+          <w:bCs/>
+          <w:sz w:val="21"/>
+          <w:szCs w:val="21"/>
+        </w:rPr>
+        <w:t xml:space="preserve">附二為內部準備資料,不隨函送府</w:t>
+      </w:r>
+      <w:r>
+        <w:rPr>
+          <w:rFonts w:ascii="Microsoft JhengHei" w:cs="Microsoft JhengHei" w:eastAsia="Microsoft JhengHei" w:hAnsi="Microsoft JhengHei"/>
+          <w:sz w:val="21"/>
+          <w:szCs w:val="21"/>
+        </w:rPr>
+        <w:t xml:space="preserve">(內含本方發言策略與契約核對提示)。</w:t>
+      </w:r>
+    </w:p>
+    <w:p>
+      <w:pPr>
+        <w:spacing w:after="60" w:line="280"/>
+        <w:ind w:left="420" w:hanging="360"/>
+      </w:pPr>
+      <w:r>
+        <w:rPr>
+          <w:rFonts w:ascii="Microsoft JhengHei" w:cs="Microsoft JhengHei" w:eastAsia="Microsoft JhengHei" w:hAnsi="Microsoft JhengHei"/>
+          <w:sz w:val="21"/>
+          <w:szCs w:val="21"/>
+        </w:rPr>
+        <w:t xml:space="preserve">3. </w:t>
+      </w:r>
+      <w:r>
+        <w:rPr>
+          <w:rFonts w:ascii="Microsoft JhengHei" w:cs="Microsoft JhengHei" w:eastAsia="Microsoft JhengHei" w:hAnsi="Microsoft JhengHei"/>
+          <w:sz w:val="21"/>
+          <w:szCs w:val="21"/>
+        </w:rPr>
+        <w:t xml:space="preserve">案由一、二之建議決議回復期限【　】仍空白:比照案由三填「10 日前」或由王董於會中提出。</w:t>
+      </w:r>
+      <w:r>
+        <w:rPr>
+          <w:rFonts w:ascii="Microsoft JhengHei" w:cs="Microsoft JhengHei" w:eastAsia="Microsoft JhengHei" w:hAnsi="Microsoft JhengHei"/>
+          <w:b/>
+          <w:bCs/>
+          <w:sz w:val="21"/>
+          <w:szCs w:val="21"/>
+        </w:rPr>
+        <w:t xml:space="preserve">空白未填不得發文。</w:t>
+      </w:r>
+    </w:p>
+    <w:p>
+      <w:pPr>
+        <w:spacing w:after="60" w:line="280"/>
+        <w:ind w:left="420" w:hanging="360"/>
+      </w:pPr>
+      <w:r>
+        <w:rPr>
+          <w:rFonts w:ascii="Microsoft JhengHei" w:cs="Microsoft JhengHei" w:eastAsia="Microsoft JhengHei" w:hAnsi="Microsoft JhengHei"/>
+          <w:sz w:val="21"/>
+          <w:szCs w:val="21"/>
+        </w:rPr>
+        <w:t xml:space="preserve">4. </w:t>
+      </w:r>
+      <w:r>
+        <w:rPr>
+          <w:rFonts w:ascii="Microsoft JhengHei" w:cs="Microsoft JhengHei" w:eastAsia="Microsoft JhengHei" w:hAnsi="Microsoft JhengHei"/>
+          <w:sz w:val="21"/>
+          <w:szCs w:val="21"/>
+        </w:rPr>
+        <w:t xml:space="preserve">提案日期現載 8/28;實際發文日如為 9/1,發文函之日期用實際日,本提案書提案日期可維持。</w:t>
+      </w:r>
+    </w:p>
+    <w:p>
+      <w:pPr>
+        <w:spacing w:after="60" w:line="280"/>
+        <w:ind w:left="420" w:hanging="360"/>
+      </w:pPr>
+      <w:r>
+        <w:rPr>
+          <w:rFonts w:ascii="Microsoft JhengHei" w:cs="Microsoft JhengHei" w:eastAsia="Microsoft JhengHei" w:hAnsi="Microsoft JhengHei"/>
+          <w:sz w:val="21"/>
+          <w:szCs w:val="21"/>
+        </w:rPr>
+        <w:t xml:space="preserve">5. </w:t>
+      </w:r>
+      <w:r>
+        <w:rPr>
+          <w:rFonts w:ascii="Microsoft JhengHei" w:cs="Microsoft JhengHei" w:eastAsia="Microsoft JhengHei" w:hAnsi="Microsoft JhengHei"/>
+          <w:sz w:val="21"/>
+          <w:szCs w:val="21"/>
+        </w:rPr>
+        <w:t xml:space="preserve">第【31】次會議場次數字請於發文前與縣府開會通知核對。</w:t>
       </w:r>
     </w:p>
     <w:sectPr>
